--- a/중국어_대화문/7부_docx/7부_12화_새로운_균형.docx
+++ b/중국어_대화문/7부_docx/7부_12화_새로운_균형.docx
@@ -538,7 +538,7 @@
         <w:t>魏长风:</w:t>
       </w:r>
       <w:r>
-        <w:t xml:space="preserve"> 还有一句。收草案是一码，十二月十七号夜里那四条是另一码。一码归一码，我的报告，还在梁老手里。</w:t>
+        <w:t xml:space="preserve"> 还有一句。收草案是一码，十二月十七号夜里那四条是另一码。一码归一码，我的报告，还在梁委员手里。</w:t>
       </w:r>
     </w:p>
     <w:p>
@@ -571,7 +571,7 @@
         <w:t>沈知远:</w:t>
       </w:r>
       <w:r>
-        <w:t xml:space="preserve"> 梁老，记录里，我请您把这一段原样放进去。</w:t>
+        <w:t xml:space="preserve"> 梁委员，记录里，我请您把这一段原样放进去。</w:t>
       </w:r>
     </w:p>
     <w:p>
@@ -786,7 +786,7 @@
         <w:t>驻所检察官:</w:t>
       </w:r>
       <w:r>
-        <w:t xml:space="preserve"> 苏女士，《复核意见书》，我来宣读。第一，名单第九项所涉两笔款项，经核，系公开登记的法律援助经费，来源可查，用途可核，不属于《细则》所称“危害国家安全的境外资助”。第二，指定居所监视居住的必要性不足，继续执行缺乏法律依据。第三，建议决定机关作出撤销决定，并书面说明理由。</w:t>
+        <w:t xml:space="preserve"> 苏女士，《复核意见书》，我来宣读。第一，名单第九项所涉两笔款项，经核，付款方为伪造视频公司的境外关联账户，收款方为该公司另一家关联公司，与窗口无资金往来；窗口自身经费系公开登记的法律援助经费，来源可查，用途可核，均不属于《细则》所称“危害国家安全的境外资助”。第二，指定居所监视居住的必要性不足，继续执行缺乏法律依据。第三，建议决定机关作出撤销决定，并书面说明理由。</w:t>
       </w:r>
     </w:p>
     <w:p>
@@ -990,7 +990,7 @@
         <w:t>沈知远:</w:t>
       </w:r>
       <w:r>
-        <w:t xml:space="preserve"> （念）“撤销。经检察院复核，名单第九项所涉款项系公开登记的法律援助经费，继续指定居所监视居住缺乏依据。本决定不涉及其他管理措施，由有权机关另行审查。国家安全委员会主任，沈知远。二〇三四年三月三日。”</w:t>
+        <w:t xml:space="preserve"> （念）“撤销。经检察院复核，名单第九项所涉款项与该窗口无关，窗口经费系公开登记的法律援助经费，继续指定居所监视居住缺乏依据。本决定不涉及其他管理措施，由有权机关另行审查。国家安全委员会主任，沈知远。二〇三四年三月三日。”</w:t>
       </w:r>
     </w:p>
     <w:p>
@@ -1050,7 +1050,7 @@
         <w:t>沈知远:</w:t>
       </w:r>
       <w:r>
-        <w:t xml:space="preserve"> 邵主任，还有一件。自今天起，小组办公室的“预留号”废止，“结转使用”的权限不再有。小组的每一件文书，都用公开台账的号，由办公厅登记，不由小组自己留。每个季度，向常委会做一次书面报告。</w:t>
+        <w:t xml:space="preserve"> 邵主任，还有一件。预留号段，我二月六日宣布废止了，今天补后半句：“结转使用”的权限，也不再有。小组的每一件文书，都用公开台账的号，由办公厅登记，不由小组自己留。每个季度，向常委会做一次书面报告。</w:t>
       </w:r>
     </w:p>
     <w:p>
@@ -1072,7 +1072,7 @@
         <w:t>沈知远:</w:t>
       </w:r>
       <w:r>
-        <w:t xml:space="preserve"> 收的不是你的笔，是那二十四个号。你的笔留着。</w:t>
+        <w:t xml:space="preserve"> 收的不是你的笔，是那些号。你的笔留着。</w:t>
       </w:r>
     </w:p>
     <w:p>
@@ -1116,7 +1116,7 @@
         <w:t>沈知远:</w:t>
       </w:r>
       <w:r>
-        <w:t xml:space="preserve"> 下一次，同样召集常委会。你拿着十二月的委托书来，我还是不签。</w:t>
+        <w:t xml:space="preserve"> 下一次，同样召集常委会。你拿着二十四号夜里那样的委托书来，我还是不签。</w:t>
       </w:r>
     </w:p>
     <w:p>
@@ -1352,7 +1352,7 @@
         <w:t>苏敏:</w:t>
       </w:r>
       <w:r>
-        <w:t xml:space="preserve"> 梅老师，你站了多久？</w:t>
+        <w:t xml:space="preserve"> 梅老师，您站了多久？</w:t>
       </w:r>
     </w:p>
     <w:p>
@@ -1374,7 +1374,7 @@
         <w:t>苏敏:</w:t>
       </w:r>
       <w:r>
-        <w:t xml:space="preserve"> （低声）你八十五岁了。</w:t>
+        <w:t xml:space="preserve"> （低声）您八十五岁了。</w:t>
       </w:r>
     </w:p>
     <w:p>
@@ -1738,7 +1738,7 @@
         <w:t>李雨桐:</w:t>
       </w:r>
       <w:r>
-        <w:t xml:space="preserve"> 总书记，郑主任，从病房打来的。</w:t>
+        <w:t xml:space="preserve"> 总书记，郑队长，从病房打来的。</w:t>
       </w:r>
     </w:p>
     <w:p>
@@ -1760,7 +1760,7 @@
         <w:t>沈知远:</w:t>
       </w:r>
       <w:r>
-        <w:t xml:space="preserve"> 郑主任，医生让您躺着。</w:t>
+        <w:t xml:space="preserve"> 郑队长，医生让您躺着。</w:t>
       </w:r>
     </w:p>
     <w:p>
@@ -1926,7 +1926,7 @@
         <w:t>甘怀谷:</w:t>
       </w:r>
       <w:r>
-        <w:t xml:space="preserve"> 不对。你从前，先给自己倒。这一阵子，改了。</w:t>
+        <w:t xml:space="preserve"> 不单是长辈。去年元旦是我先给你倒的，这回你抢在了我前头。</w:t>
       </w:r>
     </w:p>
     <w:p>
@@ -1937,7 +1937,7 @@
         <w:t>沈知远:</w:t>
       </w:r>
       <w:r>
-        <w:t xml:space="preserve"> （把杯子递过去，两只手）是梅老师教的。</w:t>
+        <w:t xml:space="preserve"> （把杯子递过去，两只手）两只手端，是梅老师教的。</w:t>
       </w:r>
     </w:p>
     <w:p>
@@ -2278,7 +2278,7 @@
     </w:p>
     <w:p>
       <w:r>
-        <w:t>(他把那一叠旧信也拿出来，放在信封旁边，没有解开牛皮纸绳。然后他走到柜子边，拿出两只茶碗：一只崭新的白瓷盖碗，一只洗净了的、左边缺口的旧茶碗。他把旧茶碗放在桌子正中，缺口朝着自己，又把盖碗放在桌子的另一头，对着那把客人坐的椅子。)</w:t>
+        <w:t>(他把那一叠旧信也拿出来，放在信封旁边，没有解开牛皮纸绳。然后他走到柜子边，拿出一只崭新的白瓷盖碗。桌角那只洗净了的、左边缺口的旧茶碗，他拿过来放在桌子正中，缺口朝着自己，又把盖碗放在桌子的另一头，对着那把客人坐的椅子。)</w:t>
       </w:r>
     </w:p>
     <w:p>
@@ -2357,7 +2357,7 @@
     </w:p>
     <w:p>
       <w:r>
-        <w:t>«一码归一码» — 한국어 해설: "그 일은 그 일, 이 일은 이 일". 서로 다른 문제를 섞지 말고 따로 따진다는 구어. 웨이창펑이 선즈위안에게 초안 철회와 12월 17일 밤의 일은 별개라며, 장면 3.</w:t>
+        <w:t>«各打五十大板» — 한국어 해설: "양쪽을 똑같이 벌주다". 잘잘못을 따지지 않고 양쪽에 같은 몫을 지우는 어정쩡한 처리를 가리키는 구어. 량페이전이 정치국 회의에서 '새로운 균형'은 양쪽을 똑같이 깎는 것이 아니라 각자 제 자리를 지키는 것이라며, 장면 3.</w:t>
       </w:r>
     </w:p>
     <w:p>
